--- a/specs/00-modulo-talento-humano.docx
+++ b/specs/00-modulo-talento-humano.docx
@@ -6217,6 +6217,787 @@
       </w:r>
       <w:r>
         <w:t xml:space="preserve">) (spec 03 §12.7).</w:t>
+      </w:r>
+    </w:p>
+    <w:p>
+      <w:pPr>
+        <w:pStyle w:val="Compact"/>
+        <w:numPr>
+          <w:ilvl w:val="0"/>
+          <w:numId w:val="1012"/>
+        </w:numPr>
+      </w:pPr>
+      <w:r>
+        <w:rPr>
+          <w:b/>
+          <w:bCs/>
+        </w:rPr>
+        <w:t xml:space="preserve">Segunda tanda (2026-09-02):</w:t>
+      </w:r>
+    </w:p>
+    <w:p>
+      <w:pPr>
+        <w:pStyle w:val="Compact"/>
+        <w:numPr>
+          <w:ilvl w:val="1"/>
+          <w:numId w:val="1014"/>
+        </w:numPr>
+      </w:pPr>
+      <w:r>
+        <w:rPr>
+          <w:rStyle w:val="VerbatimChar"/>
+        </w:rPr>
+        <w:t xml:space="preserve">ProcesarCuadre</w:t>
+      </w:r>
+      <w:r>
+        <w:t xml:space="preserve"> </w:t>
+      </w:r>
+      <w:r>
+        <w:t xml:space="preserve">filtra</w:t>
+      </w:r>
+      <w:r>
+        <w:t xml:space="preserve"> </w:t>
+      </w:r>
+      <w:r>
+        <w:rPr>
+          <w:rStyle w:val="VerbatimChar"/>
+        </w:rPr>
+        <w:t xml:space="preserve">id_depto != 999</w:t>
+      </w:r>
+      <w:r>
+        <w:t xml:space="preserve"> </w:t>
+      </w:r>
+      <w:r>
+        <w:t xml:space="preserve">y</w:t>
+      </w:r>
+      <w:r>
+        <w:t xml:space="preserve"> </w:t>
+      </w:r>
+      <w:r>
+        <w:rPr>
+          <w:rStyle w:val="VerbatimChar"/>
+        </w:rPr>
+        <w:t xml:space="preserve">es_externo</w:t>
+      </w:r>
+      <w:r>
+        <w:t xml:space="preserve"> </w:t>
+      </w:r>
+      <w:r>
+        <w:t xml:space="preserve">false/null; turno incompleto →</w:t>
+      </w:r>
+      <w:r>
+        <w:t xml:space="preserve"> </w:t>
+      </w:r>
+      <w:r>
+        <w:t xml:space="preserve">atrasos en 0 +</w:t>
+      </w:r>
+      <w:r>
+        <w:t xml:space="preserve"> </w:t>
+      </w:r>
+      <w:r>
+        <w:rPr>
+          <w:rStyle w:val="VerbatimChar"/>
+        </w:rPr>
+        <w:t xml:space="preserve">warn</w:t>
+      </w:r>
+      <w:r>
+        <w:t xml:space="preserve"> </w:t>
+      </w:r>
+      <w:r>
+        <w:t xml:space="preserve">(spec 03 §12.1–2).</w:t>
+      </w:r>
+    </w:p>
+    <w:p>
+      <w:pPr>
+        <w:pStyle w:val="Compact"/>
+        <w:numPr>
+          <w:ilvl w:val="1"/>
+          <w:numId w:val="1014"/>
+        </w:numPr>
+      </w:pPr>
+      <w:r>
+        <w:rPr>
+          <w:rStyle w:val="VerbatimChar"/>
+        </w:rPr>
+        <w:t xml:space="preserve">importarDistributivo</w:t>
+      </w:r>
+      <w:r>
+        <w:t xml:space="preserve"> </w:t>
+      </w:r>
+      <w:r>
+        <w:t xml:space="preserve">transaccional + auditoría</w:t>
+      </w:r>
+      <w:r>
+        <w:t xml:space="preserve"> </w:t>
+      </w:r>
+      <w:r>
+        <w:rPr>
+          <w:rStyle w:val="VerbatimChar"/>
+        </w:rPr>
+        <w:t xml:space="preserve">IMPORTACION_DISTRIBUTIVO</w:t>
+      </w:r>
+      <w:r>
+        <w:t xml:space="preserve"> </w:t>
+      </w:r>
+      <w:r>
+        <w:t xml:space="preserve">+ resolución de</w:t>
+      </w:r>
+      <w:r>
+        <w:t xml:space="preserve"> </w:t>
+      </w:r>
+      <w:r>
+        <w:t xml:space="preserve">columnas por nombre (spec 01 §10.4).</w:t>
+      </w:r>
+    </w:p>
+    <w:p>
+      <w:pPr>
+        <w:pStyle w:val="Compact"/>
+        <w:numPr>
+          <w:ilvl w:val="1"/>
+          <w:numId w:val="1014"/>
+        </w:numPr>
+      </w:pPr>
+      <w:r>
+        <w:t xml:space="preserve">Typo</w:t>
+      </w:r>
+      <w:r>
+        <w:t xml:space="preserve"> </w:t>
+      </w:r>
+      <w:r>
+        <w:rPr>
+          <w:rStyle w:val="VerbatimChar"/>
+        </w:rPr>
+        <w:t xml:space="preserve">nullable</w:t>
+      </w:r>
+      <w:r>
+        <w:t xml:space="preserve"> </w:t>
+      </w:r>
+      <w:r>
+        <w:t xml:space="preserve">en la validación de períodos de planificación (spec 05 §12.8).</w:t>
+      </w:r>
+    </w:p>
+    <w:p>
+      <w:pPr>
+        <w:pStyle w:val="Compact"/>
+        <w:numPr>
+          <w:ilvl w:val="0"/>
+          <w:numId w:val="1012"/>
+        </w:numPr>
+      </w:pPr>
+      <w:r>
+        <w:rPr>
+          <w:b/>
+          <w:bCs/>
+        </w:rPr>
+        <w:t xml:space="preserve">Robustez y trazabilidad P2 (2026-09-01):</w:t>
+      </w:r>
+    </w:p>
+    <w:p>
+      <w:pPr>
+        <w:pStyle w:val="Compact"/>
+        <w:numPr>
+          <w:ilvl w:val="1"/>
+          <w:numId w:val="1015"/>
+        </w:numPr>
+      </w:pPr>
+      <w:r>
+        <w:rPr>
+          <w:rStyle w:val="VerbatimChar"/>
+        </w:rPr>
+        <w:t xml:space="preserve">EmpleadoController::destroy</w:t>
+      </w:r>
+      <w:r>
+        <w:t xml:space="preserve"> </w:t>
+      </w:r>
+      <w:r>
+        <w:t xml:space="preserve">audita</w:t>
+      </w:r>
+      <w:r>
+        <w:t xml:space="preserve"> </w:t>
+      </w:r>
+      <w:r>
+        <w:rPr>
+          <w:rStyle w:val="VerbatimChar"/>
+        </w:rPr>
+        <w:t xml:space="preserve">DESACTIVAR</w:t>
+      </w:r>
+      <w:r>
+        <w:t xml:space="preserve"> </w:t>
+      </w:r>
+      <w:r>
+        <w:t xml:space="preserve">+ fuerza</w:t>
+      </w:r>
+      <w:r>
+        <w:t xml:space="preserve"> </w:t>
+      </w:r>
+      <w:r>
+        <w:rPr>
+          <w:rStyle w:val="VerbatimChar"/>
+        </w:rPr>
+        <w:t xml:space="preserve">estado_puesto = DISPONIBLE</w:t>
+      </w:r>
+      <w:r>
+        <w:t xml:space="preserve">;</w:t>
+      </w:r>
+      <w:r>
+        <w:t xml:space="preserve"> </w:t>
+      </w:r>
+      <w:r>
+        <w:rPr>
+          <w:rStyle w:val="VerbatimChar"/>
+        </w:rPr>
+        <w:t xml:space="preserve">eliminarDocSustituta</w:t>
+      </w:r>
+      <w:r>
+        <w:t xml:space="preserve"> </w:t>
+      </w:r>
+      <w:r>
+        <w:t xml:space="preserve">limpia los 4 campos;</w:t>
+      </w:r>
+      <w:r>
+        <w:t xml:space="preserve"> </w:t>
+      </w:r>
+      <w:r>
+        <w:rPr>
+          <w:rStyle w:val="VerbatimChar"/>
+        </w:rPr>
+        <w:t xml:space="preserve">departamentos()</w:t>
+      </w:r>
+      <w:r>
+        <w:t xml:space="preserve"> </w:t>
+      </w:r>
+      <w:r>
+        <w:t xml:space="preserve">excluye el 999;</w:t>
+      </w:r>
+      <w:r>
+        <w:t xml:space="preserve"> </w:t>
+      </w:r>
+      <w:r>
+        <w:rPr>
+          <w:rStyle w:val="VerbatimChar"/>
+        </w:rPr>
+        <w:t xml:space="preserve">jornada_id</w:t>
+      </w:r>
+      <w:r>
+        <w:t xml:space="preserve"> </w:t>
+      </w:r>
+      <w:r>
+        <w:t xml:space="preserve">dejó de escribirse (spec 01 §10).</w:t>
+      </w:r>
+    </w:p>
+    <w:p>
+      <w:pPr>
+        <w:pStyle w:val="Compact"/>
+        <w:numPr>
+          <w:ilvl w:val="1"/>
+          <w:numId w:val="1015"/>
+        </w:numPr>
+      </w:pPr>
+      <w:r>
+        <w:rPr>
+          <w:rStyle w:val="VerbatimChar"/>
+        </w:rPr>
+        <w:t xml:space="preserve">Empleado::generarSiguienteId()</w:t>
+      </w:r>
+      <w:r>
+        <w:t xml:space="preserve"> </w:t>
+      </w:r>
+      <w:r>
+        <w:t xml:space="preserve">con</w:t>
+      </w:r>
+      <w:r>
+        <w:t xml:space="preserve"> </w:t>
+      </w:r>
+      <w:r>
+        <w:rPr>
+          <w:rStyle w:val="VerbatimChar"/>
+        </w:rPr>
+        <w:t xml:space="preserve">pg_advisory_xact_lock</w:t>
+      </w:r>
+      <w:r>
+        <w:t xml:space="preserve"> </w:t>
+      </w:r>
+      <w:r>
+        <w:t xml:space="preserve">(usado por</w:t>
+      </w:r>
+      <w:r>
+        <w:t xml:space="preserve"> </w:t>
+      </w:r>
+      <w:r>
+        <w:rPr>
+          <w:rStyle w:val="VerbatimChar"/>
+        </w:rPr>
+        <w:t xml:space="preserve">store</w:t>
+      </w:r>
+      <w:r>
+        <w:t xml:space="preserve"> </w:t>
+      </w:r>
+      <w:r>
+        <w:t xml:space="preserve">e importación) —</w:t>
+      </w:r>
+      <w:r>
+        <w:t xml:space="preserve"> </w:t>
+      </w:r>
+      <w:r>
+        <w:t xml:space="preserve">fin de la colisión de</w:t>
+      </w:r>
+      <w:r>
+        <w:t xml:space="preserve"> </w:t>
+      </w:r>
+      <w:r>
+        <w:rPr>
+          <w:rStyle w:val="VerbatimChar"/>
+        </w:rPr>
+        <w:t xml:space="preserve">id_emp</w:t>
+      </w:r>
+      <w:r>
+        <w:t xml:space="preserve"> </w:t>
+      </w:r>
+      <w:r>
+        <w:t xml:space="preserve">(spec 01/02).</w:t>
+      </w:r>
+    </w:p>
+    <w:p>
+      <w:pPr>
+        <w:pStyle w:val="Compact"/>
+        <w:numPr>
+          <w:ilvl w:val="1"/>
+          <w:numId w:val="1015"/>
+        </w:numPr>
+      </w:pPr>
+      <w:r>
+        <w:t xml:space="preserve">Importación masiva valida</w:t>
+      </w:r>
+      <w:r>
+        <w:t xml:space="preserve"> </w:t>
+      </w:r>
+      <w:r>
+        <w:rPr>
+          <w:rStyle w:val="VerbatimChar"/>
+        </w:rPr>
+        <w:t xml:space="preserve">id_depto</w:t>
+      </w:r>
+      <w:r>
+        <w:t xml:space="preserve"> </w:t>
+      </w:r>
+      <w:r>
+        <w:t xml:space="preserve">contra</w:t>
+      </w:r>
+      <w:r>
+        <w:t xml:space="preserve"> </w:t>
+      </w:r>
+      <w:r>
+        <w:rPr>
+          <w:rStyle w:val="VerbatimChar"/>
+        </w:rPr>
+        <w:t xml:space="preserve">ad_departamento</w:t>
+      </w:r>
+      <w:r>
+        <w:t xml:space="preserve"> </w:t>
+      </w:r>
+      <w:r>
+        <w:t xml:space="preserve">(spec 02 §9.4).</w:t>
+      </w:r>
+    </w:p>
+    <w:p>
+      <w:pPr>
+        <w:pStyle w:val="Compact"/>
+        <w:numPr>
+          <w:ilvl w:val="1"/>
+          <w:numId w:val="1015"/>
+        </w:numPr>
+      </w:pPr>
+      <w:r>
+        <w:rPr>
+          <w:rStyle w:val="VerbatimChar"/>
+        </w:rPr>
+        <w:t xml:space="preserve">PermisosController::store</w:t>
+      </w:r>
+      <w:r>
+        <w:t xml:space="preserve"> </w:t>
+      </w:r>
+      <w:r>
+        <w:t xml:space="preserve">audita</w:t>
+      </w:r>
+      <w:r>
+        <w:t xml:space="preserve"> </w:t>
+      </w:r>
+      <w:r>
+        <w:rPr>
+          <w:rStyle w:val="VerbatimChar"/>
+        </w:rPr>
+        <w:t xml:space="preserve">SOLICITAR</w:t>
+      </w:r>
+      <w:r>
+        <w:t xml:space="preserve">; export de permisos con rango obligatorio + tope</w:t>
+      </w:r>
+      <w:r>
+        <w:t xml:space="preserve"> </w:t>
+      </w:r>
+      <w:r>
+        <w:t xml:space="preserve">5000 (spec 04 §10.8–9).</w:t>
+      </w:r>
+    </w:p>
+    <w:p>
+      <w:pPr>
+        <w:pStyle w:val="Compact"/>
+        <w:numPr>
+          <w:ilvl w:val="1"/>
+          <w:numId w:val="1015"/>
+        </w:numPr>
+      </w:pPr>
+      <w:r>
+        <w:rPr>
+          <w:rStyle w:val="VerbatimChar"/>
+        </w:rPr>
+        <w:t xml:space="preserve">ProcesarCuadre</w:t>
+      </w:r>
+      <w:r>
+        <w:t xml:space="preserve"> </w:t>
+      </w:r>
+      <w:r>
+        <w:t xml:space="preserve">marca</w:t>
+      </w:r>
+      <w:r>
+        <w:t xml:space="preserve"> </w:t>
+      </w:r>
+      <w:r>
+        <w:rPr>
+          <w:rStyle w:val="VerbatimChar"/>
+        </w:rPr>
+        <w:t xml:space="preserve">procesado = 'SI'</w:t>
+      </w:r>
+      <w:r>
+        <w:t xml:space="preserve">; fallback por posición eliminado (spec 03 §12.3–4).</w:t>
+      </w:r>
+    </w:p>
+    <w:p>
+      <w:pPr>
+        <w:pStyle w:val="Compact"/>
+        <w:numPr>
+          <w:ilvl w:val="1"/>
+          <w:numId w:val="1015"/>
+        </w:numPr>
+      </w:pPr>
+      <w:r>
+        <w:rPr>
+          <w:rStyle w:val="VerbatimChar"/>
+        </w:rPr>
+        <w:t xml:space="preserve">AsistenciaController::marcar</w:t>
+      </w:r>
+      <w:r>
+        <w:t xml:space="preserve"> </w:t>
+      </w:r>
+      <w:r>
+        <w:t xml:space="preserve">falla cerrado ante modalidad desconocida (spec 03 §12.5);</w:t>
+      </w:r>
+      <w:r>
+        <w:t xml:space="preserve"> </w:t>
+      </w:r>
+      <w:r>
+        <w:rPr>
+          <w:rStyle w:val="VerbatimChar"/>
+        </w:rPr>
+        <w:t xml:space="preserve">listado()</w:t>
+      </w:r>
+      <w:r>
+        <w:t xml:space="preserve"> </w:t>
+      </w:r>
+      <w:r>
+        <w:t xml:space="preserve">con techo 2000 (§12.8).</w:t>
+      </w:r>
+    </w:p>
+    <w:p>
+      <w:pPr>
+        <w:pStyle w:val="Compact"/>
+        <w:numPr>
+          <w:ilvl w:val="1"/>
+          <w:numId w:val="1015"/>
+        </w:numPr>
+      </w:pPr>
+      <w:r>
+        <w:t xml:space="preserve">Monitoreo de</w:t>
+      </w:r>
+      <w:r>
+        <w:t xml:space="preserve"> </w:t>
+      </w:r>
+      <w:r>
+        <w:rPr>
+          <w:rStyle w:val="VerbatimChar"/>
+        </w:rPr>
+        <w:t xml:space="preserve">schedule:run</w:t>
+      </w:r>
+      <w:r>
+        <w:t xml:space="preserve">:</w:t>
+      </w:r>
+      <w:r>
+        <w:t xml:space="preserve"> </w:t>
+      </w:r>
+      <w:r>
+        <w:rPr>
+          <w:rStyle w:val="VerbatimChar"/>
+        </w:rPr>
+        <w:t xml:space="preserve">ULTIMO_CUADRE_PROCESADO</w:t>
+      </w:r>
+      <w:r>
+        <w:t xml:space="preserve"> </w:t>
+      </w:r>
+      <w:r>
+        <w:t xml:space="preserve">en</w:t>
+      </w:r>
+      <w:r>
+        <w:t xml:space="preserve"> </w:t>
+      </w:r>
+      <w:r>
+        <w:rPr>
+          <w:rStyle w:val="VerbatimChar"/>
+        </w:rPr>
+        <w:t xml:space="preserve">d2_configuracion</w:t>
+      </w:r>
+      <w:r>
+        <w:t xml:space="preserve"> </w:t>
+      </w:r>
+      <w:r>
+        <w:t xml:space="preserve">+ banner en el</w:t>
+      </w:r>
+      <w:r>
+        <w:t xml:space="preserve"> </w:t>
+      </w:r>
+      <w:r>
+        <w:t xml:space="preserve">dashboard de Admin/TH si el cuadre lleva &gt; 26 h sin correr (spec 03 §12.6).</w:t>
+      </w:r>
+    </w:p>
+    <w:p>
+      <w:pPr>
+        <w:pStyle w:val="Compact"/>
+        <w:numPr>
+          <w:ilvl w:val="1"/>
+          <w:numId w:val="1015"/>
+        </w:numPr>
+      </w:pPr>
+      <w:r>
+        <w:rPr>
+          <w:b/>
+          <w:bCs/>
+        </w:rPr>
+        <w:t xml:space="preserve">Dejados sin tocar a propósito:</w:t>
+      </w:r>
+      <w:r>
+        <w:t xml:space="preserve"> </w:t>
+      </w:r>
+      <w:r>
+        <w:rPr>
+          <w:rStyle w:val="VerbatimChar"/>
+        </w:rPr>
+        <w:t xml:space="preserve">d2_cuadre_marcacion.ip</w:t>
+      </w:r>
+      <w:r>
+        <w:t xml:space="preserve"> </w:t>
+      </w:r>
+      <w:r>
+        <w:t xml:space="preserve">fijo; patrón de autorización mixto</w:t>
+      </w:r>
+      <w:r>
+        <w:t xml:space="preserve"> </w:t>
+      </w:r>
+      <w:r>
+        <w:t xml:space="preserve">de</w:t>
+      </w:r>
+      <w:r>
+        <w:t xml:space="preserve"> </w:t>
+      </w:r>
+      <w:r>
+        <w:rPr>
+          <w:rStyle w:val="VerbatimChar"/>
+        </w:rPr>
+        <w:t xml:space="preserve">PermisosController</w:t>
+      </w:r>
+      <w:r>
+        <w:t xml:space="preserve">;</w:t>
+      </w:r>
+      <w:r>
+        <w:t xml:space="preserve"> </w:t>
+      </w:r>
+      <w:r>
+        <w:rPr>
+          <w:rStyle w:val="VerbatimChar"/>
+        </w:rPr>
+        <w:t xml:space="preserve">index</w:t>
+      </w:r>
+      <w:r>
+        <w:t xml:space="preserve"> </w:t>
+      </w:r>
+      <w:r>
+        <w:t xml:space="preserve">de vacaciones sin export.</w:t>
+      </w:r>
+    </w:p>
+    <w:p>
+      <w:pPr>
+        <w:pStyle w:val="Compact"/>
+        <w:numPr>
+          <w:ilvl w:val="0"/>
+          <w:numId w:val="1012"/>
+        </w:numPr>
+      </w:pPr>
+      <w:r>
+        <w:rPr>
+          <w:b/>
+          <w:bCs/>
+        </w:rPr>
+        <w:t xml:space="preserve">Acciones de Personal (2026-09-03):</w:t>
+      </w:r>
+      <w:r>
+        <w:t xml:space="preserve"> </w:t>
+      </w:r>
+      <w:r>
+        <w:rPr>
+          <w:rStyle w:val="VerbatimChar"/>
+        </w:rPr>
+        <w:t xml:space="preserve">AccionPersonalController</w:t>
+      </w:r>
+      <w:r>
+        <w:t xml:space="preserve"> </w:t>
+      </w:r>
+      <w:r>
+        <w:t xml:space="preserve">instrumentado con auditoría</w:t>
+      </w:r>
+      <w:r>
+        <w:t xml:space="preserve"> </w:t>
+      </w:r>
+      <w:r>
+        <w:t xml:space="preserve">(</w:t>
+      </w:r>
+      <w:r>
+        <w:rPr>
+          <w:rStyle w:val="VerbatimChar"/>
+        </w:rPr>
+        <w:t xml:space="preserve">CREAR</w:t>
+      </w:r>
+      <w:r>
+        <w:t xml:space="preserve">/</w:t>
+      </w:r>
+      <w:r>
+        <w:rPr>
+          <w:rStyle w:val="VerbatimChar"/>
+        </w:rPr>
+        <w:t xml:space="preserve">PROCESAR</w:t>
+      </w:r>
+      <w:r>
+        <w:t xml:space="preserve">/</w:t>
+      </w:r>
+      <w:r>
+        <w:rPr>
+          <w:rStyle w:val="VerbatimChar"/>
+        </w:rPr>
+        <w:t xml:space="preserve">EDITAR_BORRADOR</w:t>
+      </w:r>
+      <w:r>
+        <w:t xml:space="preserve">/</w:t>
+      </w:r>
+      <w:r>
+        <w:rPr>
+          <w:rStyle w:val="VerbatimChar"/>
+        </w:rPr>
+        <w:t xml:space="preserve">CAMBIAR_ESTADO</w:t>
+      </w:r>
+      <w:r>
+        <w:t xml:space="preserve">/</w:t>
+      </w:r>
+      <w:r>
+        <w:rPr>
+          <w:rStyle w:val="VerbatimChar"/>
+        </w:rPr>
+        <w:t xml:space="preserve">SUBIR_FIRMADO</w:t>
+      </w:r>
+      <w:r>
+        <w:t xml:space="preserve">);</w:t>
+      </w:r>
+      <w:r>
+        <w:t xml:space="preserve"> </w:t>
+      </w:r>
+      <w:r>
+        <w:rPr>
+          <w:rStyle w:val="VerbatimChar"/>
+        </w:rPr>
+        <w:t xml:space="preserve">store()</w:t>
+      </w:r>
+      <w:r>
+        <w:t xml:space="preserve"> </w:t>
+      </w:r>
+      <w:r>
+        <w:t xml:space="preserve">valida el estado</w:t>
+      </w:r>
+      <w:r>
+        <w:t xml:space="preserve"> </w:t>
+      </w:r>
+      <w:r>
+        <w:t xml:space="preserve">del empleado según el tipo;</w:t>
+      </w:r>
+      <w:r>
+        <w:t xml:space="preserve"> </w:t>
+      </w:r>
+      <w:r>
+        <w:rPr>
+          <w:rStyle w:val="VerbatimChar"/>
+        </w:rPr>
+        <w:t xml:space="preserve">cambiarEstado()</w:t>
+      </w:r>
+      <w:r>
+        <w:t xml:space="preserve"> </w:t>
+      </w:r>
+      <w:r>
+        <w:t xml:space="preserve">solo permite</w:t>
+      </w:r>
+      <w:r>
+        <w:t xml:space="preserve"> </w:t>
+      </w:r>
+      <w:r>
+        <w:rPr>
+          <w:rStyle w:val="VerbatimChar"/>
+        </w:rPr>
+        <w:t xml:space="preserve">ACTIVO → FINALIZADO/ANULADO</w:t>
+      </w:r>
+      <w:r>
+        <w:t xml:space="preserve">;</w:t>
+      </w:r>
+      <w:r>
+        <w:t xml:space="preserve"> </w:t>
+      </w:r>
+      <w:r>
+        <w:t xml:space="preserve">numeración con advisory lock +</w:t>
+      </w:r>
+      <w:r>
+        <w:t xml:space="preserve"> </w:t>
+      </w:r>
+      <w:r>
+        <w:rPr>
+          <w:rStyle w:val="VerbatimChar"/>
+        </w:rPr>
+        <w:t xml:space="preserve">DB::transaction()</w:t>
+      </w:r>
+      <w:r>
+        <w:t xml:space="preserve">; auto-cierre movido a</w:t>
+      </w:r>
+      <w:r>
+        <w:t xml:space="preserve"> </w:t>
+      </w:r>
+      <w:r>
+        <w:rPr>
+          <w:rStyle w:val="VerbatimChar"/>
+        </w:rPr>
+        <w:t xml:space="preserve">php artisan cerrar:acciones-vencidas</w:t>
+      </w:r>
+      <w:r>
+        <w:t xml:space="preserve"> </w:t>
+      </w:r>
+      <w:r>
+        <w:t xml:space="preserve">(06:00, incluye COMISION DE SERVICIOS) — ya no es efecto</w:t>
+      </w:r>
+      <w:r>
+        <w:t xml:space="preserve"> </w:t>
+      </w:r>
+      <w:r>
+        <w:t xml:space="preserve">secundario de un GET (spec 06 §11).</w:t>
       </w:r>
     </w:p>
     <w:p>
@@ -6655,6 +7436,12 @@
     <w:abstractNumId w:val="991"/>
   </w:num>
   <w:num w:numId="1013">
+    <w:abstractNumId w:val="991"/>
+  </w:num>
+  <w:num w:numId="1014">
+    <w:abstractNumId w:val="991"/>
+  </w:num>
+  <w:num w:numId="1015">
     <w:abstractNumId w:val="991"/>
   </w:num>
 </w:numbering>

--- a/specs/00-modulo-talento-humano.docx
+++ b/specs/00-modulo-talento-humano.docx
@@ -6998,6 +6998,456 @@
       </w:r>
       <w:r>
         <w:t xml:space="preserve">secundario de un GET (spec 06 §11).</w:t>
+      </w:r>
+    </w:p>
+    <w:p>
+      <w:pPr>
+        <w:pStyle w:val="Compact"/>
+        <w:numPr>
+          <w:ilvl w:val="0"/>
+          <w:numId w:val="1012"/>
+        </w:numPr>
+      </w:pPr>
+      <w:r>
+        <w:rPr>
+          <w:b/>
+          <w:bCs/>
+        </w:rPr>
+        <w:t xml:space="preserve">Reporte de Empleados (2026-09-03):</w:t>
+      </w:r>
+      <w:r>
+        <w:t xml:space="preserve"> </w:t>
+      </w:r>
+      <w:r>
+        <w:rPr>
+          <w:rStyle w:val="VerbatimChar"/>
+        </w:rPr>
+        <w:t xml:space="preserve">ReporteEmpleadosController::resumen</w:t>
+      </w:r>
+      <w:r>
+        <w:t xml:space="preserve">/</w:t>
+      </w:r>
+      <w:r>
+        <w:rPr>
+          <w:rStyle w:val="VerbatimChar"/>
+        </w:rPr>
+        <w:t xml:space="preserve">index</w:t>
+      </w:r>
+      <w:r>
+        <w:t xml:space="preserve"> </w:t>
+      </w:r>
+      <w:r>
+        <w:t xml:space="preserve">cerrados con</w:t>
+      </w:r>
+      <w:r>
+        <w:t xml:space="preserve"> </w:t>
+      </w:r>
+      <w:r>
+        <w:rPr>
+          <w:rStyle w:val="VerbatimChar"/>
+        </w:rPr>
+        <w:t xml:space="preserve">requireRole(ROLES_ADMIN)</w:t>
+      </w:r>
+      <w:r>
+        <w:t xml:space="preserve"> </w:t>
+      </w:r>
+      <w:r>
+        <w:t xml:space="preserve">— antes exponían la nómina completa con datos sociales/salud sensibles a</w:t>
+      </w:r>
+      <w:r>
+        <w:t xml:space="preserve"> </w:t>
+      </w:r>
+      <w:r>
+        <w:t xml:space="preserve">cualquier autenticado (spec 11 §11.1).</w:t>
+      </w:r>
+      <w:r>
+        <w:t xml:space="preserve"> </w:t>
+      </w:r>
+      <w:r>
+        <w:rPr>
+          <w:rStyle w:val="VerbatimChar"/>
+        </w:rPr>
+        <w:t xml:space="preserve">LotaipController</w:t>
+      </w:r>
+      <w:r>
+        <w:t xml:space="preserve"> </w:t>
+      </w:r>
+      <w:r>
+        <w:t xml:space="preserve">/</w:t>
+      </w:r>
+      <w:r>
+        <w:t xml:space="preserve"> </w:t>
+      </w:r>
+      <w:r>
+        <w:rPr>
+          <w:rStyle w:val="VerbatimChar"/>
+        </w:rPr>
+        <w:t xml:space="preserve">ReportesController</w:t>
+      </w:r>
+      <w:r>
+        <w:t xml:space="preserve"> </w:t>
+      </w:r>
+      <w:r>
+        <w:t xml:space="preserve">ya estaban cerrados.</w:t>
+      </w:r>
+    </w:p>
+    <w:p>
+      <w:pPr>
+        <w:pStyle w:val="Compact"/>
+        <w:numPr>
+          <w:ilvl w:val="0"/>
+          <w:numId w:val="1012"/>
+        </w:numPr>
+      </w:pPr>
+      <w:r>
+        <w:rPr>
+          <w:b/>
+          <w:bCs/>
+        </w:rPr>
+        <w:t xml:space="preserve">Certificados Laborales (2026-09-03):</w:t>
+      </w:r>
+      <w:r>
+        <w:t xml:space="preserve"> </w:t>
+      </w:r>
+      <w:r>
+        <w:t xml:space="preserve">numeración con</w:t>
+      </w:r>
+      <w:r>
+        <w:t xml:space="preserve"> </w:t>
+      </w:r>
+      <w:r>
+        <w:rPr>
+          <w:rStyle w:val="VerbatimChar"/>
+        </w:rPr>
+        <w:t xml:space="preserve">CertificadoLaboral::generarSiguienteNumero()</w:t>
+      </w:r>
+    </w:p>
+    <w:p>
+      <w:pPr>
+        <w:pStyle w:val="Compact"/>
+        <w:numPr>
+          <w:ilvl w:val="1"/>
+          <w:numId w:val="1016"/>
+        </w:numPr>
+      </w:pPr>
+      <w:r>
+        <w:t xml:space="preserve">advisory lock +</w:t>
+      </w:r>
+      <w:r>
+        <w:t xml:space="preserve"> </w:t>
+      </w:r>
+      <w:r>
+        <w:rPr>
+          <w:rStyle w:val="VerbatimChar"/>
+        </w:rPr>
+        <w:t xml:space="preserve">DB::transaction()</w:t>
+      </w:r>
+      <w:r>
+        <w:t xml:space="preserve">;</w:t>
+      </w:r>
+      <w:r>
+        <w:t xml:space="preserve"> </w:t>
+      </w:r>
+      <w:r>
+        <w:rPr>
+          <w:rStyle w:val="VerbatimChar"/>
+        </w:rPr>
+        <w:t xml:space="preserve">GET /{id}/pdf</w:t>
+      </w:r>
+      <w:r>
+        <w:t xml:space="preserve"> </w:t>
+      </w:r>
+      <w:r>
+        <w:t xml:space="preserve">regenera el sin-firmar;</w:t>
+      </w:r>
+      <w:r>
+        <w:t xml:space="preserve"> </w:t>
+      </w:r>
+      <w:r>
+        <w:rPr>
+          <w:rStyle w:val="VerbatimChar"/>
+        </w:rPr>
+        <w:t xml:space="preserve">subirFirmado</w:t>
+      </w:r>
+      <w:r>
+        <w:t xml:space="preserve"> </w:t>
+      </w:r>
+      <w:r>
+        <w:t xml:space="preserve">audita</w:t>
+      </w:r>
+      <w:r>
+        <w:t xml:space="preserve"> </w:t>
+      </w:r>
+      <w:r>
+        <w:rPr>
+          <w:rStyle w:val="VerbatimChar"/>
+        </w:rPr>
+        <w:t xml:space="preserve">SUBIR_FIRMADO</w:t>
+      </w:r>
+      <w:r>
+        <w:t xml:space="preserve">;</w:t>
+      </w:r>
+      <w:r>
+        <w:t xml:space="preserve"> </w:t>
+      </w:r>
+      <w:r>
+        <w:rPr>
+          <w:rStyle w:val="VerbatimChar"/>
+        </w:rPr>
+        <w:t xml:space="preserve">store</w:t>
+      </w:r>
+      <w:r>
+        <w:t xml:space="preserve"> </w:t>
+      </w:r>
+      <w:r>
+        <w:t xml:space="preserve">rechaza</w:t>
+      </w:r>
+      <w:r>
+        <w:t xml:space="preserve"> </w:t>
+      </w:r>
+      <w:r>
+        <w:rPr>
+          <w:rStyle w:val="VerbatimChar"/>
+        </w:rPr>
+        <w:t xml:space="preserve">es_externo</w:t>
+      </w:r>
+      <w:r>
+        <w:t xml:space="preserve"> </w:t>
+      </w:r>
+      <w:r>
+        <w:t xml:space="preserve">/ depto 999; nuevo</w:t>
+      </w:r>
+      <w:r>
+        <w:t xml:space="preserve"> </w:t>
+      </w:r>
+      <w:r>
+        <w:rPr>
+          <w:rStyle w:val="VerbatimChar"/>
+        </w:rPr>
+        <w:t xml:space="preserve">PATCH /{id}/anular</w:t>
+      </w:r>
+      <w:r>
+        <w:t xml:space="preserve"> </w:t>
+      </w:r>
+      <w:r>
+        <w:t xml:space="preserve">(</w:t>
+      </w:r>
+      <w:r>
+        <w:rPr>
+          <w:rStyle w:val="VerbatimChar"/>
+        </w:rPr>
+        <w:t xml:space="preserve">estado</w:t>
+      </w:r>
+      <w:r>
+        <w:t xml:space="preserve"> </w:t>
+      </w:r>
+      <w:r>
+        <w:t xml:space="preserve">ANULADO, migración</w:t>
+      </w:r>
+      <w:r>
+        <w:t xml:space="preserve"> </w:t>
+      </w:r>
+      <w:r>
+        <w:rPr>
+          <w:rStyle w:val="VerbatimChar"/>
+        </w:rPr>
+        <w:t xml:space="preserve">000106</w:t>
+      </w:r>
+      <w:r>
+        <w:t xml:space="preserve">) (spec 10 §10).</w:t>
+      </w:r>
+    </w:p>
+    <w:p>
+      <w:pPr>
+        <w:pStyle w:val="Compact"/>
+        <w:numPr>
+          <w:ilvl w:val="0"/>
+          <w:numId w:val="1012"/>
+        </w:numPr>
+      </w:pPr>
+      <w:r>
+        <w:rPr>
+          <w:b/>
+          <w:bCs/>
+        </w:rPr>
+        <w:t xml:space="preserve">Liquidación de Vacaciones (2026-09-03):</w:t>
+      </w:r>
+      <w:r>
+        <w:t xml:space="preserve"> </w:t>
+      </w:r>
+      <w:r>
+        <w:rPr>
+          <w:rStyle w:val="VerbatimChar"/>
+        </w:rPr>
+        <w:t xml:space="preserve">LiquidacionVacController::calcularSaldo</w:t>
+      </w:r>
+      <w:r>
+        <w:t xml:space="preserve"> </w:t>
+      </w:r>
+      <w:r>
+        <w:t xml:space="preserve">migrado a</w:t>
+      </w:r>
+      <w:r>
+        <w:t xml:space="preserve"> </w:t>
+      </w:r>
+      <w:r>
+        <w:rPr>
+          <w:rStyle w:val="VerbatimChar"/>
+        </w:rPr>
+        <w:t xml:space="preserve">SaldoVacacionesService</w:t>
+      </w:r>
+      <w:r>
+        <w:t xml:space="preserve"> </w:t>
+      </w:r>
+      <w:r>
+        <w:t xml:space="preserve">(era la 5ª copia, con tasa CT fija 1.25);</w:t>
+      </w:r>
+      <w:r>
+        <w:t xml:space="preserve"> </w:t>
+      </w:r>
+      <w:r>
+        <w:rPr>
+          <w:rStyle w:val="VerbatimChar"/>
+        </w:rPr>
+        <w:t xml:space="preserve">registrar()</w:t>
+      </w:r>
+      <w:r>
+        <w:t xml:space="preserve"> </w:t>
+      </w:r>
+      <w:r>
+        <w:t xml:space="preserve">valida los motivos</w:t>
+      </w:r>
+      <w:r>
+        <w:t xml:space="preserve"> </w:t>
+      </w:r>
+      <w:r>
+        <w:t xml:space="preserve">con</w:t>
+      </w:r>
+      <w:r>
+        <w:t xml:space="preserve"> </w:t>
+      </w:r>
+      <w:r>
+        <w:rPr>
+          <w:rStyle w:val="VerbatimChar"/>
+        </w:rPr>
+        <w:t xml:space="preserve">motivosDisponiblesPara()</w:t>
+      </w:r>
+      <w:r>
+        <w:t xml:space="preserve"> </w:t>
+      </w:r>
+      <w:r>
+        <w:t xml:space="preserve">(arregla el flujo de comisionado entrante, antes 422); la carga de</w:t>
+      </w:r>
+      <w:r>
+        <w:t xml:space="preserve"> </w:t>
+      </w:r>
+      <w:r>
+        <w:t xml:space="preserve">saldo externo fija</w:t>
+      </w:r>
+      <w:r>
+        <w:t xml:space="preserve"> </w:t>
+      </w:r>
+      <w:r>
+        <w:rPr>
+          <w:rStyle w:val="VerbatimChar"/>
+        </w:rPr>
+        <w:t xml:space="preserve">cabecera.fecha_proceso = fecha_evento</w:t>
+      </w:r>
+      <w:r>
+        <w:t xml:space="preserve">, que el servicio usa como corte</w:t>
+      </w:r>
+      <w:r>
+        <w:t xml:space="preserve"> </w:t>
+      </w:r>
+      <w:r>
+        <w:t xml:space="preserve">por-empleado vía</w:t>
+      </w:r>
+      <w:r>
+        <w:t xml:space="preserve"> </w:t>
+      </w:r>
+      <w:r>
+        <w:rPr>
+          <w:rStyle w:val="VerbatimChar"/>
+        </w:rPr>
+        <w:t xml:space="preserve">fechaCorteEfectiva()</w:t>
+      </w:r>
+      <w:r>
+        <w:t xml:space="preserve"> </w:t>
+      </w:r>
+      <w:r>
+        <w:t xml:space="preserve">—</w:t>
+      </w:r>
+      <w:r>
+        <w:t xml:space="preserve"> </w:t>
+      </w:r>
+      <w:r>
+        <w:rPr>
+          <w:b/>
+          <w:bCs/>
+        </w:rPr>
+        <w:t xml:space="preserve">cambio compartido por los 5 consumidores del servicio,</w:t>
+      </w:r>
+      <w:r>
+        <w:rPr>
+          <w:b/>
+          <w:bCs/>
+        </w:rPr>
+        <w:t xml:space="preserve"> </w:t>
+      </w:r>
+      <w:r>
+        <w:rPr>
+          <w:b/>
+          <w:bCs/>
+        </w:rPr>
+        <w:t xml:space="preserve">pendiente de prueba de humo</w:t>
+      </w:r>
+      <w:r>
+        <w:t xml:space="preserve"> </w:t>
+      </w:r>
+      <w:r>
+        <w:t xml:space="preserve">en Vacaciones / Reporte / Permisos / Planificación;</w:t>
+      </w:r>
+      <w:r>
+        <w:t xml:space="preserve"> </w:t>
+      </w:r>
+      <w:r>
+        <w:rPr>
+          <w:rStyle w:val="VerbatimChar"/>
+        </w:rPr>
+        <w:t xml:space="preserve">registrar()</w:t>
+      </w:r>
+      <w:r>
+        <w:t xml:space="preserve"> </w:t>
+      </w:r>
+      <w:r>
+        <w:t xml:space="preserve">audita</w:t>
+      </w:r>
+      <w:r>
+        <w:t xml:space="preserve"> </w:t>
+      </w:r>
+      <w:r>
+        <w:rPr>
+          <w:rStyle w:val="VerbatimChar"/>
+        </w:rPr>
+        <w:t xml:space="preserve">REGISTRAR</w:t>
+      </w:r>
+      <w:r>
+        <w:t xml:space="preserve">;</w:t>
+      </w:r>
+      <w:r>
+        <w:t xml:space="preserve"> </w:t>
+      </w:r>
+      <w:r>
+        <w:rPr>
+          <w:rStyle w:val="VerbatimChar"/>
+        </w:rPr>
+        <w:t xml:space="preserve">generarCertificado()</w:t>
+      </w:r>
+      <w:r>
+        <w:t xml:space="preserve"> </w:t>
+      </w:r>
+      <w:r>
+        <w:t xml:space="preserve">rechaza motivos sin certificado (spec 07 §11).</w:t>
       </w:r>
     </w:p>
     <w:p>
@@ -7442,6 +7892,9 @@
     <w:abstractNumId w:val="991"/>
   </w:num>
   <w:num w:numId="1015">
+    <w:abstractNumId w:val="991"/>
+  </w:num>
+  <w:num w:numId="1016">
     <w:abstractNumId w:val="991"/>
   </w:num>
 </w:numbering>
